--- a/LD-06_管理界面详细设计.docx
+++ b/LD-06_管理界面详细设计.docx
@@ -193,7 +193,7 @@
     <w:p>
       <w:pPr/>
       <w:r>
-        <w:t>留痕只增不改。参照数据的维护写 audit.reference_data_change_log（LD-01 9.3），权限相关的写 audit.permission_change_log，运行参数的热调写 meta.run_log 的关联记录。三张表结构不同但字段语义一致，查询时可以合并成一条时间线。</w:t>
+        <w:t>留痕只增不改。参照数据的维护写 audit.reference_data_change_log（LD-01 9.3），权限相关的写 audit.permission_change_log，运行参数的热调写 audit.runtime_param_change_log（DD-75；不写 meta.run_log——后者是接入运行的记录，热调记录在结构上写不进去）。三张表结构不同但字段语义一致，查询时可以合并成一条时间线。</w:t>
       </w:r>
     </w:p>
     <w:p>

--- a/LD-06_管理界面详细设计.docx
+++ b/LD-06_管理界面详细设计.docx
@@ -227,7 +227,7 @@
     <w:p>
       <w:pPr/>
       <w:r>
-        <w:t>运行参数的热调（启停、间隔、批量、限流）在 M-01 完成，不走发布流程，但写审计。凡改变口径、结构或行为逻辑的，一律走发布制品（LD-08 7.2）。</w:t>
+        <w:t>运行参数的热调（启停、回看长度、批量、限流）在 M-01 完成，不走发布流程，但写审计。凡改变口径、结构或行为逻辑的，一律走发布制品（LD-08 7.2）。热调值存 meta.source_runtime_param，不改 meta.source_contract.definition；启停只用 source_contract.enabled 一处。第一版的轮询间隔是 Airflow DAG 的 schedule，接入程序读参数改变不了触发频率，故间隔作发布项、不可热调（2026-10-18，DD-88 更正；原文四类中的「间隔」据此移出）。</w:t>
       </w:r>
     </w:p>
     <w:p>
@@ -1247,7 +1247,7 @@
               <w:rPr>
                 <w:b w:val="0"/>
               </w:rPr>
-              <w:t>启停、轮询间隔、批量大小、限流。仅这四类，见 2.4。</w:t>
+              <w:t>启停、回看长度、批量大小、限流。仅这四类，见 2.4；第一版轮询间隔为发布项。</w:t>
             </w:r>
           </w:p>
         </w:tc>

--- a/LD-06_管理界面详细设计.docx
+++ b/LD-06_管理界面详细设计.docx
@@ -227,7 +227,7 @@
     <w:p>
       <w:pPr/>
       <w:r>
-        <w:t>运行参数的热调（启停、回看长度、批量、限流）在 M-01 完成，不走发布流程，但写审计。凡改变口径、结构或行为逻辑的，一律走发布制品（LD-08 7.2）。热调值存 meta.source_runtime_param，不改 meta.source_contract.definition；启停只用 source_contract.enabled 一处。第一版的轮询间隔是 Airflow DAG 的 schedule，接入程序读参数改变不了触发频率，故间隔作发布项、不可热调（2026-10-18，DD-88 更正；原文四类中的「间隔」据此移出）。</w:t>
+        <w:t>运行参数的热调（启停、回看长度、批量、限流）在 M-01 完成，不走发布流程，但写审计。凡改变口径、结构或行为逻辑的，一律走发布制品（LD-08 7.2）。热调值存 meta.source_runtime_param，不改 meta.source_contract.definition；启停只用 source_contract.enabled 一处。第一版的轮询间隔是 Airflow DAG 的 schedule，接入程序读参数改变不了触发频率，故间隔作发布项、不可热调（2026-10-18，DD-88 更正；原文四类中的「间隔」据此移出）。 【2026-10-21 补充】M-01 写覆盖值的事务须先对该源的 meta.source_contract 行 SELECT … FOR SHARE，再调用接入程序的同一套校验（LD-01 2.5），通过后写入并留痕；部署同步对同一行 FOR UPDATE，两者互斥，避免「部署刚提高下限、热调按旧规则写入更小值」的非法组合。</w:t>
       </w:r>
     </w:p>
     <w:p>
